--- a/ind/docx/12.content.docx
+++ b/ind/docx/12.content.docx
@@ -19,7 +19,7 @@
         <w:rPr>
           <w:lang w:val="id_ID" w:bidi="id_ID"/>
         </w:rPr>
-        <w:t>Resource: Catatan Studi - Pengantar Buku (Tyndale)</w:t>
+        <w:t>Resource: Tyndale Open Study Notes</w:t>
       </w:r>
       <w:r>
         <w:rPr>
@@ -112,7 +112,7 @@
         <w:rPr>
           <w:lang w:val="id_ID" w:bidi="id_ID"/>
         </w:rPr>
-        <w:t>Catatan Studi - Pengantar Buku (Tyndale)</w:t>
+        <w:t>Tyndale Open Study Notes</w:t>
       </w:r>
     </w:p>
     <w:p>

--- a/ind/docx/12.content.docx
+++ b/ind/docx/12.content.docx
@@ -19,7 +19,7 @@
         <w:rPr>
           <w:lang w:val="id_ID" w:bidi="id_ID"/>
         </w:rPr>
-        <w:t>Resource: Tyndale Open Study Notes</w:t>
+        <w:t>Resource: Aquifer Open Study Notes (Book Intros)</w:t>
       </w:r>
       <w:r>
         <w:rPr>
@@ -112,7 +112,7 @@
         <w:rPr>
           <w:lang w:val="id_ID" w:bidi="id_ID"/>
         </w:rPr>
-        <w:t>Tyndale Open Study Notes</w:t>
+        <w:t>Aquifer Open Study Notes (Book Intros)</w:t>
       </w:r>
     </w:p>
     <w:p>

--- a/ind/docx/12.content.docx
+++ b/ind/docx/12.content.docx
@@ -283,72 +283,48 @@
         </w:rPr>
         <w:t xml:space="preserve">Kitab 2 Raja-Raja disusun berdasarkan pemerintahan raja-raja Israel dan Yehuda. Empat periode berbeda mencakup: (1) tahun-tahun terakhir dari dinasti ketiga kerajaan utara (853–841 SM, </w:t>
       </w:r>
-      <w:hyperlink r:id="rId13">
-        <w:r>
-          <w:rPr>
-            <w:lang w:val="id_ID" w:bidi="id_ID"/>
-          </w:rPr>
-          <w:rPr>
-            <w:color w:val="0000EE"/>
-            <w:u w:val="single"/>
-          </w:rPr>
-          <w:t>1:1–9:37</w:t>
-        </w:r>
-      </w:hyperlink>
+      <w:r>
+        <w:rPr>
+          <w:lang w:val="id_ID" w:bidi="id_ID"/>
+        </w:rPr>
+        <w:t>1:1–9:37</w:t>
+      </w:r>
       <w:r>
         <w:rPr>
           <w:lang w:val="id_ID" w:bidi="id_ID"/>
         </w:rPr>
         <w:t xml:space="preserve">), (2) era dinasti keempat kerajaan utara (841–752 SM, </w:t>
       </w:r>
-      <w:hyperlink r:id="rId14">
-        <w:r>
-          <w:rPr>
-            <w:lang w:val="id_ID" w:bidi="id_ID"/>
-          </w:rPr>
-          <w:rPr>
-            <w:color w:val="0000EE"/>
-            <w:u w:val="single"/>
-          </w:rPr>
-          <w:t>10:1–15:12</w:t>
-        </w:r>
-      </w:hyperlink>
+      <w:r>
+        <w:rPr>
+          <w:lang w:val="id_ID" w:bidi="id_ID"/>
+        </w:rPr>
+        <w:t>10:1–15:12</w:t>
+      </w:r>
       <w:r>
         <w:rPr>
           <w:lang w:val="id_ID" w:bidi="id_ID"/>
         </w:rPr>
         <w:t xml:space="preserve">), (3) periode kemunduran dan kejatuhan kerajaan utara (752–722 SM, </w:t>
       </w:r>
-      <w:hyperlink r:id="rId15">
-        <w:r>
-          <w:rPr>
-            <w:lang w:val="id_ID" w:bidi="id_ID"/>
-          </w:rPr>
-          <w:rPr>
-            <w:color w:val="0000EE"/>
-            <w:u w:val="single"/>
-          </w:rPr>
-          <w:t>15:13–17:41</w:t>
-        </w:r>
-      </w:hyperlink>
+      <w:r>
+        <w:rPr>
+          <w:lang w:val="id_ID" w:bidi="id_ID"/>
+        </w:rPr>
+        <w:t>15:13–17:41</w:t>
+      </w:r>
       <w:r>
         <w:rPr>
           <w:lang w:val="id_ID" w:bidi="id_ID"/>
         </w:rPr>
         <w:t xml:space="preserve">), dan (4) era terakhir kerajaan selatan (722–586 SM, </w:t>
       </w:r>
-      <w:hyperlink r:id="rId16">
-        <w:r>
-          <w:rPr>
-            <w:lang w:val="id_ID" w:bidi="id_ID"/>
-          </w:rPr>
-          <w:rPr>
-            <w:color w:val="0000EE"/>
-            <w:u w:val="single"/>
-          </w:rPr>
-          <w:t>18:1–25:30</w:t>
-        </w:r>
-      </w:hyperlink>
+      <w:r>
+        <w:rPr>
+          <w:lang w:val="id_ID" w:bidi="id_ID"/>
+        </w:rPr>
+        <w:t>18:1–25:30</w:t>
+      </w:r>
       <w:r>
         <w:rPr>
           <w:lang w:val="id_ID" w:bidi="id_ID"/>
@@ -369,72 +345,48 @@
         </w:rPr>
         <w:t>Kitab ini dimulai dengan kecelakaan yang menyebabkan kematian Raja Ahazia dari Israel (</w:t>
       </w:r>
-      <w:hyperlink r:id="rId17">
-        <w:r>
-          <w:rPr>
-            <w:lang w:val="id_ID" w:bidi="id_ID"/>
-          </w:rPr>
-          <w:rPr>
-            <w:color w:val="0000EE"/>
-            <w:u w:val="single"/>
-          </w:rPr>
-          <w:t>1:1–18</w:t>
-        </w:r>
-      </w:hyperlink>
+      <w:r>
+        <w:rPr>
+          <w:lang w:val="id_ID" w:bidi="id_ID"/>
+        </w:rPr>
+        <w:t>1:1–18</w:t>
+      </w:r>
       <w:r>
         <w:rPr>
           <w:lang w:val="id_ID" w:bidi="id_ID"/>
         </w:rPr>
         <w:t>) dan dengan peristiwa penutup kehidupan Elia, ketika Allah mengangkat dia ke surga (</w:t>
       </w:r>
-      <w:hyperlink r:id="rId18">
-        <w:r>
-          <w:rPr>
-            <w:lang w:val="id_ID" w:bidi="id_ID"/>
-          </w:rPr>
-          <w:rPr>
-            <w:color w:val="0000EE"/>
-            <w:u w:val="single"/>
-          </w:rPr>
-          <w:t>2:1–12</w:t>
-        </w:r>
-      </w:hyperlink>
+      <w:r>
+        <w:rPr>
+          <w:lang w:val="id_ID" w:bidi="id_ID"/>
+        </w:rPr>
+        <w:t>2:1–12</w:t>
+      </w:r>
       <w:r>
         <w:rPr>
           <w:lang w:val="id_ID" w:bidi="id_ID"/>
         </w:rPr>
         <w:t>). Jubah kenabian diteruskan kepada Elisa, yang mukjizat dan nasihatnya mengisi beberapa pasal berikutnya (</w:t>
       </w:r>
-      <w:hyperlink r:id="rId19">
-        <w:r>
-          <w:rPr>
-            <w:lang w:val="id_ID" w:bidi="id_ID"/>
-          </w:rPr>
-          <w:rPr>
-            <w:color w:val="0000EE"/>
-            <w:u w:val="single"/>
-          </w:rPr>
-          <w:t>2:12–8:15</w:t>
-        </w:r>
-      </w:hyperlink>
+      <w:r>
+        <w:rPr>
+          <w:lang w:val="id_ID" w:bidi="id_ID"/>
+        </w:rPr>
+        <w:t>2:12–8:15</w:t>
+      </w:r>
       <w:r>
         <w:rPr>
           <w:lang w:val="id_ID" w:bidi="id_ID"/>
         </w:rPr>
         <w:t xml:space="preserve">; lihat </w:t>
       </w:r>
-      <w:hyperlink r:id="rId20">
-        <w:r>
-          <w:rPr>
-            <w:lang w:val="id_ID" w:bidi="id_ID"/>
-          </w:rPr>
-          <w:rPr>
-            <w:color w:val="0000EE"/>
-            <w:u w:val="single"/>
-          </w:rPr>
-          <w:t>9:1–10</w:t>
-        </w:r>
-      </w:hyperlink>
+      <w:r>
+        <w:rPr>
+          <w:lang w:val="id_ID" w:bidi="id_ID"/>
+        </w:rPr>
+        <w:t>9:1–10</w:t>
+      </w:r>
       <w:r>
         <w:rPr>
           <w:lang w:val="id_ID" w:bidi="id_ID"/>
@@ -455,90 +407,60 @@
         </w:rPr>
         <w:t>Pemerintahan raja-raja Yehoram dan Ahazia dari Yehuda (</w:t>
       </w:r>
-      <w:hyperlink r:id="rId21">
-        <w:r>
-          <w:rPr>
-            <w:lang w:val="id_ID" w:bidi="id_ID"/>
-          </w:rPr>
-          <w:rPr>
-            <w:color w:val="0000EE"/>
-            <w:u w:val="single"/>
-          </w:rPr>
-          <w:t>8:16–29</w:t>
-        </w:r>
-      </w:hyperlink>
+      <w:r>
+        <w:rPr>
+          <w:lang w:val="id_ID" w:bidi="id_ID"/>
+        </w:rPr>
+        <w:t>8:16–29</w:t>
+      </w:r>
       <w:r>
         <w:rPr>
           <w:lang w:val="id_ID" w:bidi="id_ID"/>
         </w:rPr>
         <w:t>) membawa kisah tersebut ke tahun penting 841 SM, ketika Yehu membunuh raja Yoram dan Ahazia. Yehu juga mengeksekusi Izebel, anggota keluarga Ahab yang masih hidup, dan para pejabat yang menyembah Baal (</w:t>
       </w:r>
-      <w:hyperlink r:id="rId22">
-        <w:r>
-          <w:rPr>
-            <w:lang w:val="id_ID" w:bidi="id_ID"/>
-          </w:rPr>
-          <w:rPr>
-            <w:color w:val="0000EE"/>
-            <w:u w:val="single"/>
-          </w:rPr>
-          <w:t>9:11–10:29</w:t>
-        </w:r>
-      </w:hyperlink>
+      <w:r>
+        <w:rPr>
+          <w:lang w:val="id_ID" w:bidi="id_ID"/>
+        </w:rPr>
+        <w:t>9:11–10:29</w:t>
+      </w:r>
       <w:r>
         <w:rPr>
           <w:lang w:val="id_ID" w:bidi="id_ID"/>
         </w:rPr>
         <w:t>). Maka dimulailah masa pemerintahan Yehu yang berlangsung selama dua puluh delapan tahun (</w:t>
       </w:r>
-      <w:hyperlink r:id="rId23">
-        <w:r>
-          <w:rPr>
-            <w:lang w:val="id_ID" w:bidi="id_ID"/>
-          </w:rPr>
-          <w:rPr>
-            <w:color w:val="0000EE"/>
-            <w:u w:val="single"/>
-          </w:rPr>
-          <w:t>10:30–36</w:t>
-        </w:r>
-      </w:hyperlink>
+      <w:r>
+        <w:rPr>
+          <w:lang w:val="id_ID" w:bidi="id_ID"/>
+        </w:rPr>
+        <w:t>10:30–36</w:t>
+      </w:r>
       <w:r>
         <w:rPr>
           <w:lang w:val="id_ID" w:bidi="id_ID"/>
         </w:rPr>
         <w:t>). Pada saat yang sama, Atalya (</w:t>
       </w:r>
-      <w:hyperlink r:id="rId24">
-        <w:r>
-          <w:rPr>
-            <w:lang w:val="id_ID" w:bidi="id_ID"/>
-          </w:rPr>
-          <w:rPr>
-            <w:color w:val="0000EE"/>
-            <w:u w:val="single"/>
-          </w:rPr>
-          <w:t>11:1–20</w:t>
-        </w:r>
-      </w:hyperlink>
+      <w:r>
+        <w:rPr>
+          <w:lang w:val="id_ID" w:bidi="id_ID"/>
+        </w:rPr>
+        <w:t>11:1–20</w:t>
+      </w:r>
       <w:r>
         <w:rPr>
           <w:lang w:val="id_ID" w:bidi="id_ID"/>
         </w:rPr>
         <w:t>) merebut tahta Yehuda dan memerintah selama enam tahun hingga kemudian para pengikut setia keturunan Daud mengangkat Yoas yang masih muda sebagai raja (</w:t>
       </w:r>
-      <w:hyperlink r:id="rId25">
-        <w:r>
-          <w:rPr>
-            <w:lang w:val="id_ID" w:bidi="id_ID"/>
-          </w:rPr>
-          <w:rPr>
-            <w:color w:val="0000EE"/>
-            <w:u w:val="single"/>
-          </w:rPr>
-          <w:t>12:1–21</w:t>
-        </w:r>
-      </w:hyperlink>
+      <w:r>
+        <w:rPr>
+          <w:lang w:val="id_ID" w:bidi="id_ID"/>
+        </w:rPr>
+        <w:t>12:1–21</w:t>
+      </w:r>
       <w:r>
         <w:rPr>
           <w:lang w:val="id_ID" w:bidi="id_ID"/>
@@ -559,90 +481,60 @@
         </w:rPr>
         <w:t>Kedua kerajaan menikmati kemakmuran untuk sementara waktu (</w:t>
       </w:r>
-      <w:hyperlink r:id="rId26">
-        <w:r>
-          <w:rPr>
-            <w:lang w:val="id_ID" w:bidi="id_ID"/>
-          </w:rPr>
-          <w:rPr>
-            <w:color w:val="0000EE"/>
-            <w:u w:val="single"/>
-          </w:rPr>
-          <w:t>14:23–15:7</w:t>
-        </w:r>
-      </w:hyperlink>
+      <w:r>
+        <w:rPr>
+          <w:lang w:val="id_ID" w:bidi="id_ID"/>
+        </w:rPr>
+        <w:t>14:23–15:7</w:t>
+      </w:r>
       <w:r>
         <w:rPr>
           <w:lang w:val="id_ID" w:bidi="id_ID"/>
         </w:rPr>
         <w:t>), tetapi kerajaan utara terus berbuat jahat dan mengalami kemunduran: pembunuhan Zakharia (</w:t>
       </w:r>
-      <w:hyperlink r:id="rId27">
-        <w:r>
-          <w:rPr>
-            <w:lang w:val="id_ID" w:bidi="id_ID"/>
-          </w:rPr>
-          <w:rPr>
-            <w:color w:val="0000EE"/>
-            <w:u w:val="single"/>
-          </w:rPr>
-          <w:t>15:8–12</w:t>
-        </w:r>
-      </w:hyperlink>
+      <w:r>
+        <w:rPr>
+          <w:lang w:val="id_ID" w:bidi="id_ID"/>
+        </w:rPr>
+        <w:t>15:8–12</w:t>
+      </w:r>
       <w:r>
         <w:rPr>
           <w:lang w:val="id_ID" w:bidi="id_ID"/>
         </w:rPr>
         <w:t>) diikuti oleh pemerintahan singkat Salum, Menahem, Pekahya, Pekah, dan Hosea (</w:t>
       </w:r>
-      <w:hyperlink r:id="rId28">
-        <w:r>
-          <w:rPr>
-            <w:lang w:val="id_ID" w:bidi="id_ID"/>
-          </w:rPr>
-          <w:rPr>
-            <w:color w:val="0000EE"/>
-            <w:u w:val="single"/>
-          </w:rPr>
-          <w:t>15:13–17:2</w:t>
-        </w:r>
-      </w:hyperlink>
+      <w:r>
+        <w:rPr>
+          <w:lang w:val="id_ID" w:bidi="id_ID"/>
+        </w:rPr>
+        <w:t>15:13–17:2</w:t>
+      </w:r>
       <w:r>
         <w:rPr>
           <w:lang w:val="id_ID" w:bidi="id_ID"/>
         </w:rPr>
         <w:t>). Hosea, raja terakhir Israel (732–722 SM), dengan bodohnya menaruh kepercayaannya pada Mesir dan memberontak terhadap Asyur, yang menyebabkan penaklukan Samaria dan berakhirnya kerajaan utara pada 722 SM (</w:t>
       </w:r>
-      <w:hyperlink r:id="rId29">
-        <w:r>
-          <w:rPr>
-            <w:lang w:val="id_ID" w:bidi="id_ID"/>
-          </w:rPr>
-          <w:rPr>
-            <w:color w:val="0000EE"/>
-            <w:u w:val="single"/>
-          </w:rPr>
-          <w:t>17:3–6</w:t>
-        </w:r>
-      </w:hyperlink>
+      <w:r>
+        <w:rPr>
+          <w:lang w:val="id_ID" w:bidi="id_ID"/>
+        </w:rPr>
+        <w:t>17:3–6</w:t>
+      </w:r>
       <w:r>
         <w:rPr>
           <w:lang w:val="id_ID" w:bidi="id_ID"/>
         </w:rPr>
         <w:t>). Penulis kemudian mengevaluasi alasan kejatuhan Israel dan memberikan laporan tentang pemukiman kembali Samaria. (</w:t>
       </w:r>
-      <w:hyperlink r:id="rId30">
-        <w:r>
-          <w:rPr>
-            <w:lang w:val="id_ID" w:bidi="id_ID"/>
-          </w:rPr>
-          <w:rPr>
-            <w:color w:val="0000EE"/>
-            <w:u w:val="single"/>
-          </w:rPr>
-          <w:t>17:7–41</w:t>
-        </w:r>
-      </w:hyperlink>
+      <w:r>
+        <w:rPr>
+          <w:lang w:val="id_ID" w:bidi="id_ID"/>
+        </w:rPr>
+        <w:t>17:7–41</w:t>
+      </w:r>
       <w:r>
         <w:rPr>
           <w:lang w:val="id_ID" w:bidi="id_ID"/>
@@ -663,144 +555,96 @@
         </w:rPr>
         <w:t>Bagian akhir dari 2 Raja-Raja (</w:t>
       </w:r>
-      <w:hyperlink r:id="rId16">
-        <w:r>
-          <w:rPr>
-            <w:lang w:val="id_ID" w:bidi="id_ID"/>
-          </w:rPr>
-          <w:rPr>
-            <w:color w:val="0000EE"/>
-            <w:u w:val="single"/>
-          </w:rPr>
-          <w:t>18:1–25:30</w:t>
-        </w:r>
-      </w:hyperlink>
+      <w:r>
+        <w:rPr>
+          <w:lang w:val="id_ID" w:bidi="id_ID"/>
+        </w:rPr>
+        <w:t>18:1–25:30</w:t>
+      </w:r>
       <w:r>
         <w:rPr>
           <w:lang w:val="id_ID" w:bidi="id_ID"/>
         </w:rPr>
         <w:t>) membahas nasib Yehuda. Hizkia dikenang karena percaya kepada Allah saat berada di bawah tekanan (</w:t>
       </w:r>
-      <w:hyperlink r:id="rId31">
-        <w:r>
-          <w:rPr>
-            <w:lang w:val="id_ID" w:bidi="id_ID"/>
-          </w:rPr>
-          <w:rPr>
-            <w:color w:val="0000EE"/>
-            <w:u w:val="single"/>
-          </w:rPr>
-          <w:t>18:5–6</w:t>
-        </w:r>
-      </w:hyperlink>
+      <w:r>
+        <w:rPr>
+          <w:lang w:val="id_ID" w:bidi="id_ID"/>
+        </w:rPr>
+        <w:t>18:5–6</w:t>
+      </w:r>
       <w:r>
         <w:rPr>
           <w:lang w:val="id_ID" w:bidi="id_ID"/>
         </w:rPr>
         <w:t xml:space="preserve">; lihat </w:t>
       </w:r>
-      <w:hyperlink r:id="rId32">
-        <w:r>
-          <w:rPr>
-            <w:lang w:val="id_ID" w:bidi="id_ID"/>
-          </w:rPr>
-          <w:rPr>
-            <w:color w:val="0000EE"/>
-            <w:u w:val="single"/>
-          </w:rPr>
-          <w:t>18:13–20:11</w:t>
-        </w:r>
-      </w:hyperlink>
+      <w:r>
+        <w:rPr>
+          <w:lang w:val="id_ID" w:bidi="id_ID"/>
+        </w:rPr>
+        <w:t>18:13–20:11</w:t>
+      </w:r>
       <w:r>
         <w:rPr>
           <w:lang w:val="id_ID" w:bidi="id_ID"/>
         </w:rPr>
         <w:t>), dan Yosia dipuji atas pengabdiannya kepada hukum Allah (</w:t>
       </w:r>
-      <w:hyperlink r:id="rId33">
-        <w:r>
-          <w:rPr>
-            <w:lang w:val="id_ID" w:bidi="id_ID"/>
-          </w:rPr>
-          <w:rPr>
-            <w:color w:val="0000EE"/>
-            <w:u w:val="single"/>
-          </w:rPr>
-          <w:t>23:19</w:t>
-        </w:r>
-      </w:hyperlink>
+      <w:r>
+        <w:rPr>
+          <w:lang w:val="id_ID" w:bidi="id_ID"/>
+        </w:rPr>
+        <w:t>23:19</w:t>
+      </w:r>
       <w:r>
         <w:rPr>
           <w:lang w:val="id_ID" w:bidi="id_ID"/>
         </w:rPr>
         <w:t xml:space="preserve">; lihat </w:t>
       </w:r>
-      <w:hyperlink r:id="rId34">
-        <w:r>
-          <w:rPr>
-            <w:lang w:val="id_ID" w:bidi="id_ID"/>
-          </w:rPr>
-          <w:rPr>
-            <w:color w:val="0000EE"/>
-            <w:u w:val="single"/>
-          </w:rPr>
-          <w:t>22:8–23:25</w:t>
-        </w:r>
-      </w:hyperlink>
+      <w:r>
+        <w:rPr>
+          <w:lang w:val="id_ID" w:bidi="id_ID"/>
+        </w:rPr>
+        <w:t>22:8–23:25</w:t>
+      </w:r>
       <w:r>
         <w:rPr>
           <w:lang w:val="id_ID" w:bidi="id_ID"/>
         </w:rPr>
         <w:t>). Namun, bahkan kedua raja ini membuat kesalahan besar (</w:t>
       </w:r>
-      <w:hyperlink r:id="rId35">
-        <w:r>
-          <w:rPr>
-            <w:lang w:val="id_ID" w:bidi="id_ID"/>
-          </w:rPr>
-          <w:rPr>
-            <w:color w:val="0000EE"/>
-            <w:u w:val="single"/>
-          </w:rPr>
-          <w:t>20:12–19</w:t>
-        </w:r>
-      </w:hyperlink>
+      <w:r>
+        <w:rPr>
+          <w:lang w:val="id_ID" w:bidi="id_ID"/>
+        </w:rPr>
+        <w:t>20:12–19</w:t>
+      </w:r>
       <w:r>
         <w:rPr>
           <w:lang w:val="id_ID" w:bidi="id_ID"/>
         </w:rPr>
         <w:t xml:space="preserve">; </w:t>
       </w:r>
-      <w:hyperlink r:id="rId36">
-        <w:r>
-          <w:rPr>
-            <w:lang w:val="id_ID" w:bidi="id_ID"/>
-          </w:rPr>
-          <w:rPr>
-            <w:color w:val="0000EE"/>
-            <w:u w:val="single"/>
-          </w:rPr>
-          <w:t>23:29–30</w:t>
-        </w:r>
-      </w:hyperlink>
+      <w:r>
+        <w:rPr>
+          <w:lang w:val="id_ID" w:bidi="id_ID"/>
+        </w:rPr>
+        <w:t>23:29–30</w:t>
+      </w:r>
       <w:r>
         <w:rPr>
           <w:lang w:val="id_ID" w:bidi="id_ID"/>
         </w:rPr>
         <w:t xml:space="preserve">; lihat </w:t>
       </w:r>
-      <w:hyperlink r:id="rId37">
-        <w:r>
-          <w:rPr>
-            <w:lang w:val="id_ID" w:bidi="id_ID"/>
-          </w:rPr>
-          <w:rPr>
-            <w:color w:val="0000EE"/>
-            <w:u w:val="single"/>
-          </w:rPr>
-          <w:t>2Taw. 35:20–25</w:t>
-        </w:r>
-      </w:hyperlink>
+      <w:r>
+        <w:rPr>
+          <w:lang w:val="id_ID" w:bidi="id_ID"/>
+        </w:rPr>
+        <w:t>2Taw. 35:20–25</w:t>
+      </w:r>
       <w:r>
         <w:rPr>
           <w:lang w:val="id_ID" w:bidi="id_ID"/>
@@ -821,36 +665,24 @@
         </w:rPr>
         <w:t>Setelah kematian Yosia, raja-raja terakhir Yehuda melakukan apa yang jahat di mata Tuhan, dan kerajaan selatan dirusak dan akhirnya dihancurkan oleh Raja Nebukadnezar II dari Babel (</w:t>
       </w:r>
-      <w:hyperlink r:id="rId38">
-        <w:r>
-          <w:rPr>
-            <w:lang w:val="id_ID" w:bidi="id_ID"/>
-          </w:rPr>
-          <w:rPr>
-            <w:color w:val="0000EE"/>
-            <w:u w:val="single"/>
-          </w:rPr>
-          <w:t>2 Raj. 23:31–25:21</w:t>
-        </w:r>
-      </w:hyperlink>
+      <w:r>
+        <w:rPr>
+          <w:lang w:val="id_ID" w:bidi="id_ID"/>
+        </w:rPr>
+        <w:t>2 Raj. 23:31–25:21</w:t>
+      </w:r>
       <w:r>
         <w:rPr>
           <w:lang w:val="id_ID" w:bidi="id_ID"/>
         </w:rPr>
         <w:t xml:space="preserve">). Penghakiman yang dinubuatkan Allah telah datang (lihat </w:t>
       </w:r>
-      <w:hyperlink r:id="rId39">
-        <w:r>
-          <w:rPr>
-            <w:lang w:val="id_ID" w:bidi="id_ID"/>
-          </w:rPr>
-          <w:rPr>
-            <w:color w:val="0000EE"/>
-            <w:u w:val="single"/>
-          </w:rPr>
-          <w:t>Yer. 38:17–23</w:t>
-        </w:r>
-      </w:hyperlink>
+      <w:r>
+        <w:rPr>
+          <w:lang w:val="id_ID" w:bidi="id_ID"/>
+        </w:rPr>
+        <w:t>Yer. 38:17–23</w:t>
+      </w:r>
       <w:r>
         <w:rPr>
           <w:lang w:val="id_ID" w:bidi="id_ID"/>
@@ -871,36 +703,24 @@
         </w:rPr>
         <w:t>Kitab 2 Raja-Raja ditutup dengan dua catatan tambahan. Bagian pertama bercerita tentang peristiwa di Yehuda setelah jatuhnya Yerusalem (</w:t>
       </w:r>
-      <w:hyperlink r:id="rId40">
-        <w:r>
-          <w:rPr>
-            <w:lang w:val="id_ID" w:bidi="id_ID"/>
-          </w:rPr>
-          <w:rPr>
-            <w:color w:val="0000EE"/>
-            <w:u w:val="single"/>
-          </w:rPr>
-          <w:t>2Raj. 25:22–26</w:t>
-        </w:r>
-      </w:hyperlink>
+      <w:r>
+        <w:rPr>
+          <w:lang w:val="id_ID" w:bidi="id_ID"/>
+        </w:rPr>
+        <w:t>2Raj. 25:22–26</w:t>
+      </w:r>
       <w:r>
         <w:rPr>
           <w:lang w:val="id_ID" w:bidi="id_ID"/>
         </w:rPr>
         <w:t>). Bagian kedua menceritakan pembebasan Yoyakim di Babel pada masa selanjutnya (</w:t>
       </w:r>
-      <w:hyperlink r:id="rId41">
-        <w:r>
-          <w:rPr>
-            <w:lang w:val="id_ID" w:bidi="id_ID"/>
-          </w:rPr>
-          <w:rPr>
-            <w:color w:val="0000EE"/>
-            <w:u w:val="single"/>
-          </w:rPr>
-          <w:t>25:27–30</w:t>
-        </w:r>
-      </w:hyperlink>
+      <w:r>
+        <w:rPr>
+          <w:lang w:val="id_ID" w:bidi="id_ID"/>
+        </w:rPr>
+        <w:t>25:27–30</w:t>
+      </w:r>
       <w:r>
         <w:rPr>
           <w:lang w:val="id_ID" w:bidi="id_ID"/>
@@ -932,18 +752,12 @@
         </w:rPr>
         <w:t xml:space="preserve">Kitab 2 Raja-Raja adalah kelanjutan dari 1 Raja-Raja, ditulis oleh penulis yang sama, yang identitas pastinya tidak diketahui. Penulis sangat mengenal sumber-sumber yang memungkinkannya menyusun sejarah rinci tentang kerajaan Israel yang terpecah, dan dia memiliki wawasan untuk mengevaluasi alasan keberhasilan dan kegagalan berdasarkan tanggapan bangsa itu terhadap perjanjian Musa. Pengenalannya yang mendalam dengan sejarah Yehuda selanjutnya menunjukkan bahwa ia mungkin pernah tinggal di atau dekat Yerusalem dan mungkin menjadi saksi mata dari banyak peristiwa yang menyebabkan jatuhnya kota itu. Apakah dia masih hidup untuk menulis lampiran terakhir tentang pembebasan Yoyakim (561 SM, </w:t>
       </w:r>
-      <w:hyperlink r:id="rId42">
-        <w:r>
-          <w:rPr>
-            <w:lang w:val="id_ID" w:bidi="id_ID"/>
-          </w:rPr>
-          <w:rPr>
-            <w:color w:val="0000EE"/>
-            <w:u w:val="single"/>
-          </w:rPr>
-          <w:t>25:25–30</w:t>
-        </w:r>
-      </w:hyperlink>
+      <w:r>
+        <w:rPr>
+          <w:lang w:val="id_ID" w:bidi="id_ID"/>
+        </w:rPr>
+        <w:t>25:25–30</w:t>
+      </w:r>
       <w:r>
         <w:rPr>
           <w:lang w:val="id_ID" w:bidi="id_ID"/>
@@ -1028,216 +842,144 @@
         </w:rPr>
         <w:t>Para raja Israel secara terus-menerus adalah jahat. Mereka “mengikuti teladan Yerobeam anak Nebat, melanjutkan dosa-dosa yang telah dilakukan Yerobeam terhadap Israel” (</w:t>
       </w:r>
-      <w:hyperlink r:id="rId43">
-        <w:r>
-          <w:rPr>
-            <w:lang w:val="id_ID" w:bidi="id_ID"/>
-          </w:rPr>
-          <w:rPr>
-            <w:color w:val="0000EE"/>
-            <w:u w:val="single"/>
-          </w:rPr>
-          <w:t>13:2</w:t>
-        </w:r>
-      </w:hyperlink>
+      <w:r>
+        <w:rPr>
+          <w:lang w:val="id_ID" w:bidi="id_ID"/>
+        </w:rPr>
+        <w:t>13:2</w:t>
+      </w:r>
       <w:r>
         <w:rPr>
           <w:lang w:val="id_ID" w:bidi="id_ID"/>
         </w:rPr>
         <w:t xml:space="preserve">, </w:t>
       </w:r>
-      <w:hyperlink r:id="rId44">
-        <w:r>
-          <w:rPr>
-            <w:lang w:val="id_ID" w:bidi="id_ID"/>
-          </w:rPr>
-          <w:rPr>
-            <w:color w:val="0000EE"/>
-            <w:u w:val="single"/>
-          </w:rPr>
-          <w:t>11</w:t>
-        </w:r>
-      </w:hyperlink>
+      <w:r>
+        <w:rPr>
+          <w:lang w:val="id_ID" w:bidi="id_ID"/>
+        </w:rPr>
+        <w:t>11</w:t>
+      </w:r>
       <w:r>
         <w:rPr>
           <w:lang w:val="id_ID" w:bidi="id_ID"/>
         </w:rPr>
         <w:t xml:space="preserve">; </w:t>
       </w:r>
-      <w:hyperlink r:id="rId45">
-        <w:r>
-          <w:rPr>
-            <w:lang w:val="id_ID" w:bidi="id_ID"/>
-          </w:rPr>
-          <w:rPr>
-            <w:color w:val="0000EE"/>
-            <w:u w:val="single"/>
-          </w:rPr>
-          <w:t>14:24</w:t>
-        </w:r>
-      </w:hyperlink>
+      <w:r>
+        <w:rPr>
+          <w:lang w:val="id_ID" w:bidi="id_ID"/>
+        </w:rPr>
+        <w:t>14:24</w:t>
+      </w:r>
       <w:r>
         <w:rPr>
           <w:lang w:val="id_ID" w:bidi="id_ID"/>
         </w:rPr>
         <w:t xml:space="preserve">; </w:t>
       </w:r>
-      <w:hyperlink r:id="rId46">
-        <w:r>
-          <w:rPr>
-            <w:lang w:val="id_ID" w:bidi="id_ID"/>
-          </w:rPr>
-          <w:rPr>
-            <w:color w:val="0000EE"/>
-            <w:u w:val="single"/>
-          </w:rPr>
-          <w:t>15:9</w:t>
-        </w:r>
-      </w:hyperlink>
+      <w:r>
+        <w:rPr>
+          <w:lang w:val="id_ID" w:bidi="id_ID"/>
+        </w:rPr>
+        <w:t>15:9</w:t>
+      </w:r>
       <w:r>
         <w:rPr>
           <w:lang w:val="id_ID" w:bidi="id_ID"/>
         </w:rPr>
         <w:t xml:space="preserve">; </w:t>
       </w:r>
-      <w:hyperlink r:id="rId47">
-        <w:r>
-          <w:rPr>
-            <w:lang w:val="id_ID" w:bidi="id_ID"/>
-          </w:rPr>
-          <w:rPr>
-            <w:color w:val="0000EE"/>
-            <w:u w:val="single"/>
-          </w:rPr>
-          <w:t>17:2</w:t>
-        </w:r>
-      </w:hyperlink>
+      <w:r>
+        <w:rPr>
+          <w:lang w:val="id_ID" w:bidi="id_ID"/>
+        </w:rPr>
+        <w:t>17:2</w:t>
+      </w:r>
       <w:r>
         <w:rPr>
           <w:lang w:val="id_ID" w:bidi="id_ID"/>
         </w:rPr>
         <w:t xml:space="preserve">). Banyak raja-raja Yehuda menerima kecaman serupa (lihat misalnya, </w:t>
       </w:r>
-      <w:hyperlink r:id="rId48">
-        <w:r>
-          <w:rPr>
-            <w:lang w:val="id_ID" w:bidi="id_ID"/>
-          </w:rPr>
-          <w:rPr>
-            <w:color w:val="0000EE"/>
-            <w:u w:val="single"/>
-          </w:rPr>
-          <w:t>8:18</w:t>
-        </w:r>
-      </w:hyperlink>
+      <w:r>
+        <w:rPr>
+          <w:lang w:val="id_ID" w:bidi="id_ID"/>
+        </w:rPr>
+        <w:t>8:18</w:t>
+      </w:r>
       <w:r>
         <w:rPr>
           <w:lang w:val="id_ID" w:bidi="id_ID"/>
         </w:rPr>
         <w:t>). Secara khusus, Manasye dikecam karena penyembahan berhala dan kemurtadannya yang merajalela (</w:t>
       </w:r>
-      <w:hyperlink r:id="rId49">
-        <w:r>
-          <w:rPr>
-            <w:lang w:val="id_ID" w:bidi="id_ID"/>
-          </w:rPr>
-          <w:rPr>
-            <w:color w:val="0000EE"/>
-            <w:u w:val="single"/>
-          </w:rPr>
-          <w:t>21:2–9</w:t>
-        </w:r>
-      </w:hyperlink>
+      <w:r>
+        <w:rPr>
+          <w:lang w:val="id_ID" w:bidi="id_ID"/>
+        </w:rPr>
+        <w:t>21:2–9</w:t>
+      </w:r>
       <w:r>
         <w:rPr>
           <w:lang w:val="id_ID" w:bidi="id_ID"/>
         </w:rPr>
         <w:t>), dan teladannya diikuti oleh beberapa raja setelahnya (</w:t>
       </w:r>
-      <w:hyperlink r:id="rId50">
-        <w:r>
-          <w:rPr>
-            <w:lang w:val="id_ID" w:bidi="id_ID"/>
-          </w:rPr>
-          <w:rPr>
-            <w:color w:val="0000EE"/>
-            <w:u w:val="single"/>
-          </w:rPr>
-          <w:t>21:20</w:t>
-        </w:r>
-      </w:hyperlink>
+      <w:r>
+        <w:rPr>
+          <w:lang w:val="id_ID" w:bidi="id_ID"/>
+        </w:rPr>
+        <w:t>21:20</w:t>
+      </w:r>
       <w:r>
         <w:rPr>
           <w:lang w:val="id_ID" w:bidi="id_ID"/>
         </w:rPr>
         <w:t xml:space="preserve">; </w:t>
       </w:r>
-      <w:hyperlink r:id="rId51">
-        <w:r>
-          <w:rPr>
-            <w:lang w:val="id_ID" w:bidi="id_ID"/>
-          </w:rPr>
-          <w:rPr>
-            <w:color w:val="0000EE"/>
-            <w:u w:val="single"/>
-          </w:rPr>
-          <w:t>23:32</w:t>
-        </w:r>
-      </w:hyperlink>
+      <w:r>
+        <w:rPr>
+          <w:lang w:val="id_ID" w:bidi="id_ID"/>
+        </w:rPr>
+        <w:t>23:32</w:t>
+      </w:r>
       <w:r>
         <w:rPr>
           <w:lang w:val="id_ID" w:bidi="id_ID"/>
         </w:rPr>
         <w:t xml:space="preserve">, </w:t>
       </w:r>
-      <w:hyperlink r:id="rId52">
-        <w:r>
-          <w:rPr>
-            <w:lang w:val="id_ID" w:bidi="id_ID"/>
-          </w:rPr>
-          <w:rPr>
-            <w:color w:val="0000EE"/>
-            <w:u w:val="single"/>
-          </w:rPr>
-          <w:t>37</w:t>
-        </w:r>
-      </w:hyperlink>
+      <w:r>
+        <w:rPr>
+          <w:lang w:val="id_ID" w:bidi="id_ID"/>
+        </w:rPr>
+        <w:t>37</w:t>
+      </w:r>
       <w:r>
         <w:rPr>
           <w:lang w:val="id_ID" w:bidi="id_ID"/>
         </w:rPr>
         <w:t xml:space="preserve">; </w:t>
       </w:r>
-      <w:hyperlink r:id="rId53">
-        <w:r>
-          <w:rPr>
-            <w:lang w:val="id_ID" w:bidi="id_ID"/>
-          </w:rPr>
-          <w:rPr>
-            <w:color w:val="0000EE"/>
-            <w:u w:val="single"/>
-          </w:rPr>
-          <w:t>24:9</w:t>
-        </w:r>
-      </w:hyperlink>
+      <w:r>
+        <w:rPr>
+          <w:lang w:val="id_ID" w:bidi="id_ID"/>
+        </w:rPr>
+        <w:t>24:9</w:t>
+      </w:r>
       <w:r>
         <w:rPr>
           <w:lang w:val="id_ID" w:bidi="id_ID"/>
         </w:rPr>
         <w:t xml:space="preserve">, </w:t>
       </w:r>
-      <w:hyperlink r:id="rId54">
-        <w:r>
-          <w:rPr>
-            <w:lang w:val="id_ID" w:bidi="id_ID"/>
-          </w:rPr>
-          <w:rPr>
-            <w:color w:val="0000EE"/>
-            <w:u w:val="single"/>
-          </w:rPr>
-          <w:t>19</w:t>
-        </w:r>
-      </w:hyperlink>
+      <w:r>
+        <w:rPr>
+          <w:lang w:val="id_ID" w:bidi="id_ID"/>
+        </w:rPr>
+        <w:t>19</w:t>
+      </w:r>
       <w:r>
         <w:rPr>
           <w:lang w:val="id_ID" w:bidi="id_ID"/>
@@ -1258,288 +1000,192 @@
         </w:rPr>
         <w:t>Namun, beberapa raja Yehuda dipuji karena melakukan “apa yang benar di mata Tuhan” (</w:t>
       </w:r>
-      <w:hyperlink r:id="rId55">
-        <w:r>
-          <w:rPr>
-            <w:lang w:val="id_ID" w:bidi="id_ID"/>
-          </w:rPr>
-          <w:rPr>
-            <w:color w:val="0000EE"/>
-            <w:u w:val="single"/>
-          </w:rPr>
-          <w:t>12:2</w:t>
-        </w:r>
-      </w:hyperlink>
+      <w:r>
+        <w:rPr>
+          <w:lang w:val="id_ID" w:bidi="id_ID"/>
+        </w:rPr>
+        <w:t>12:2</w:t>
+      </w:r>
       <w:r>
         <w:rPr>
           <w:lang w:val="id_ID" w:bidi="id_ID"/>
         </w:rPr>
         <w:t xml:space="preserve">; </w:t>
       </w:r>
-      <w:hyperlink r:id="rId56">
-        <w:r>
-          <w:rPr>
-            <w:lang w:val="id_ID" w:bidi="id_ID"/>
-          </w:rPr>
-          <w:rPr>
-            <w:color w:val="0000EE"/>
-            <w:u w:val="single"/>
-          </w:rPr>
-          <w:t>14:3</w:t>
-        </w:r>
-      </w:hyperlink>
+      <w:r>
+        <w:rPr>
+          <w:lang w:val="id_ID" w:bidi="id_ID"/>
+        </w:rPr>
+        <w:t>14:3</w:t>
+      </w:r>
       <w:r>
         <w:rPr>
           <w:lang w:val="id_ID" w:bidi="id_ID"/>
         </w:rPr>
         <w:t xml:space="preserve">; </w:t>
       </w:r>
-      <w:hyperlink r:id="rId57">
-        <w:r>
-          <w:rPr>
-            <w:lang w:val="id_ID" w:bidi="id_ID"/>
-          </w:rPr>
-          <w:rPr>
-            <w:color w:val="0000EE"/>
-            <w:u w:val="single"/>
-          </w:rPr>
-          <w:t>15:3</w:t>
-        </w:r>
-      </w:hyperlink>
+      <w:r>
+        <w:rPr>
+          <w:lang w:val="id_ID" w:bidi="id_ID"/>
+        </w:rPr>
+        <w:t>15:3</w:t>
+      </w:r>
       <w:r>
         <w:rPr>
           <w:lang w:val="id_ID" w:bidi="id_ID"/>
         </w:rPr>
         <w:t xml:space="preserve">, </w:t>
       </w:r>
-      <w:hyperlink r:id="rId58">
-        <w:r>
-          <w:rPr>
-            <w:lang w:val="id_ID" w:bidi="id_ID"/>
-          </w:rPr>
-          <w:rPr>
-            <w:color w:val="0000EE"/>
-            <w:u w:val="single"/>
-          </w:rPr>
-          <w:t>34</w:t>
-        </w:r>
-      </w:hyperlink>
+      <w:r>
+        <w:rPr>
+          <w:lang w:val="id_ID" w:bidi="id_ID"/>
+        </w:rPr>
+        <w:t>34</w:t>
+      </w:r>
       <w:r>
         <w:rPr>
           <w:lang w:val="id_ID" w:bidi="id_ID"/>
         </w:rPr>
         <w:t xml:space="preserve">; </w:t>
       </w:r>
-      <w:hyperlink r:id="rId59">
-        <w:r>
-          <w:rPr>
-            <w:lang w:val="id_ID" w:bidi="id_ID"/>
-          </w:rPr>
-          <w:rPr>
-            <w:color w:val="0000EE"/>
-            <w:u w:val="single"/>
-          </w:rPr>
-          <w:t>18:3</w:t>
-        </w:r>
-      </w:hyperlink>
+      <w:r>
+        <w:rPr>
+          <w:lang w:val="id_ID" w:bidi="id_ID"/>
+        </w:rPr>
+        <w:t>18:3</w:t>
+      </w:r>
       <w:r>
         <w:rPr>
           <w:lang w:val="id_ID" w:bidi="id_ID"/>
         </w:rPr>
         <w:t xml:space="preserve">; </w:t>
       </w:r>
-      <w:hyperlink r:id="rId60">
-        <w:r>
-          <w:rPr>
-            <w:lang w:val="id_ID" w:bidi="id_ID"/>
-          </w:rPr>
-          <w:rPr>
-            <w:color w:val="0000EE"/>
-            <w:u w:val="single"/>
-          </w:rPr>
-          <w:t>22:2</w:t>
-        </w:r>
-      </w:hyperlink>
+      <w:r>
+        <w:rPr>
+          <w:lang w:val="id_ID" w:bidi="id_ID"/>
+        </w:rPr>
+        <w:t>22:2</w:t>
+      </w:r>
       <w:r>
         <w:rPr>
           <w:lang w:val="id_ID" w:bidi="id_ID"/>
         </w:rPr>
         <w:t>). Orang-orang seperti itu peduli terhadap pemeliharaan dan perbaikan Bait Suci (</w:t>
       </w:r>
-      <w:hyperlink r:id="rId61">
-        <w:r>
-          <w:rPr>
-            <w:lang w:val="id_ID" w:bidi="id_ID"/>
-          </w:rPr>
-          <w:rPr>
-            <w:color w:val="0000EE"/>
-            <w:u w:val="single"/>
-          </w:rPr>
-          <w:t>12:6–16</w:t>
-        </w:r>
-      </w:hyperlink>
+      <w:r>
+        <w:rPr>
+          <w:lang w:val="id_ID" w:bidi="id_ID"/>
+        </w:rPr>
+        <w:t>12:6–16</w:t>
+      </w:r>
       <w:r>
         <w:rPr>
           <w:lang w:val="id_ID" w:bidi="id_ID"/>
         </w:rPr>
         <w:t xml:space="preserve">; </w:t>
       </w:r>
-      <w:hyperlink r:id="rId62">
-        <w:r>
-          <w:rPr>
-            <w:lang w:val="id_ID" w:bidi="id_ID"/>
-          </w:rPr>
-          <w:rPr>
-            <w:color w:val="0000EE"/>
-            <w:u w:val="single"/>
-          </w:rPr>
-          <w:t>22:3–7</w:t>
-        </w:r>
-      </w:hyperlink>
+      <w:r>
+        <w:rPr>
+          <w:lang w:val="id_ID" w:bidi="id_ID"/>
+        </w:rPr>
+        <w:t>22:3–7</w:t>
+      </w:r>
       <w:r>
         <w:rPr>
           <w:lang w:val="id_ID" w:bidi="id_ID"/>
         </w:rPr>
         <w:t>) dan kepatuhan terhadap ajaran firman Allah (</w:t>
       </w:r>
-      <w:hyperlink r:id="rId63">
-        <w:r>
-          <w:rPr>
-            <w:lang w:val="id_ID" w:bidi="id_ID"/>
-          </w:rPr>
-          <w:rPr>
-            <w:color w:val="0000EE"/>
-            <w:u w:val="single"/>
-          </w:rPr>
-          <w:t>18:6</w:t>
-        </w:r>
-      </w:hyperlink>
+      <w:r>
+        <w:rPr>
+          <w:lang w:val="id_ID" w:bidi="id_ID"/>
+        </w:rPr>
+        <w:t>18:6</w:t>
+      </w:r>
       <w:r>
         <w:rPr>
           <w:lang w:val="id_ID" w:bidi="id_ID"/>
         </w:rPr>
         <w:t xml:space="preserve">; </w:t>
       </w:r>
-      <w:hyperlink r:id="rId64">
-        <w:r>
-          <w:rPr>
-            <w:lang w:val="id_ID" w:bidi="id_ID"/>
-          </w:rPr>
-          <w:rPr>
-            <w:color w:val="0000EE"/>
-            <w:u w:val="single"/>
-          </w:rPr>
-          <w:t>22:8–13</w:t>
-        </w:r>
-      </w:hyperlink>
+      <w:r>
+        <w:rPr>
+          <w:lang w:val="id_ID" w:bidi="id_ID"/>
+        </w:rPr>
+        <w:t>22:8–13</w:t>
+      </w:r>
       <w:r>
         <w:rPr>
           <w:lang w:val="id_ID" w:bidi="id_ID"/>
         </w:rPr>
         <w:t xml:space="preserve">; </w:t>
       </w:r>
-      <w:hyperlink r:id="rId65">
-        <w:r>
-          <w:rPr>
-            <w:lang w:val="id_ID" w:bidi="id_ID"/>
-          </w:rPr>
-          <w:rPr>
-            <w:color w:val="0000EE"/>
-            <w:u w:val="single"/>
-          </w:rPr>
-          <w:t>23:1–3</w:t>
-        </w:r>
-      </w:hyperlink>
+      <w:r>
+        <w:rPr>
+          <w:lang w:val="id_ID" w:bidi="id_ID"/>
+        </w:rPr>
+        <w:t>23:1–3</w:t>
+      </w:r>
       <w:r>
         <w:rPr>
           <w:lang w:val="id_ID" w:bidi="id_ID"/>
         </w:rPr>
         <w:t>). Hizkia dan Yosia mendapat pujian khusus: Hizkia karena kepercayaannya kepada Tuhan dan penghormatannya terhadap firman Allah (</w:t>
       </w:r>
-      <w:hyperlink r:id="rId31">
-        <w:r>
-          <w:rPr>
-            <w:lang w:val="id_ID" w:bidi="id_ID"/>
-          </w:rPr>
-          <w:rPr>
-            <w:color w:val="0000EE"/>
-            <w:u w:val="single"/>
-          </w:rPr>
-          <w:t>18:5–6</w:t>
-        </w:r>
-      </w:hyperlink>
+      <w:r>
+        <w:rPr>
+          <w:lang w:val="id_ID" w:bidi="id_ID"/>
+        </w:rPr>
+        <w:t>18:5–6</w:t>
+      </w:r>
       <w:r>
         <w:rPr>
           <w:lang w:val="id_ID" w:bidi="id_ID"/>
         </w:rPr>
         <w:t>), dan Yosia karena penghargaannya yang tinggi terhadap hukum Musa (</w:t>
       </w:r>
-      <w:hyperlink r:id="rId66">
-        <w:r>
-          <w:rPr>
-            <w:lang w:val="id_ID" w:bidi="id_ID"/>
-          </w:rPr>
-          <w:rPr>
-            <w:color w:val="0000EE"/>
-            <w:u w:val="single"/>
-          </w:rPr>
-          <w:t>23:25</w:t>
-        </w:r>
-      </w:hyperlink>
+      <w:r>
+        <w:rPr>
+          <w:lang w:val="id_ID" w:bidi="id_ID"/>
+        </w:rPr>
+        <w:t>23:25</w:t>
+      </w:r>
       <w:r>
         <w:rPr>
           <w:lang w:val="id_ID" w:bidi="id_ID"/>
         </w:rPr>
         <w:t xml:space="preserve">). Implikasinya jelas. Umat Allah harus hidup sesuai dengan standar tinggi firman Allah sehingga mereka dapat melakukan apa yang “menyenangkan di mata Allah” (bandingkan </w:t>
       </w:r>
-      <w:hyperlink r:id="rId67">
-        <w:r>
-          <w:rPr>
-            <w:lang w:val="id_ID" w:bidi="id_ID"/>
-          </w:rPr>
-          <w:rPr>
-            <w:color w:val="0000EE"/>
-            <w:u w:val="single"/>
-          </w:rPr>
-          <w:t>dengan Mzm. 119:9–1</w:t>
-        </w:r>
-      </w:hyperlink>
+      <w:r>
+        <w:rPr>
+          <w:lang w:val="id_ID" w:bidi="id_ID"/>
+        </w:rPr>
+        <w:t>dengan Mzm. 119:9–1</w:t>
+      </w:r>
       <w:r>
         <w:rPr>
           <w:lang w:val="id_ID" w:bidi="id_ID"/>
         </w:rPr>
         <w:t xml:space="preserve">1, </w:t>
       </w:r>
-      <w:hyperlink r:id="rId68">
-        <w:r>
-          <w:rPr>
-            <w:lang w:val="id_ID" w:bidi="id_ID"/>
-          </w:rPr>
-          <w:rPr>
-            <w:color w:val="0000EE"/>
-            <w:u w:val="single"/>
-          </w:rPr>
-          <w:t>111</w:t>
-        </w:r>
-      </w:hyperlink>
+      <w:r>
+        <w:rPr>
+          <w:lang w:val="id_ID" w:bidi="id_ID"/>
+        </w:rPr>
+        <w:t>111</w:t>
+      </w:r>
       <w:r>
         <w:rPr>
           <w:lang w:val="id_ID" w:bidi="id_ID"/>
         </w:rPr>
         <w:t xml:space="preserve">; </w:t>
       </w:r>
-      <w:hyperlink r:id="rId69">
-        <w:r>
-          <w:rPr>
-            <w:lang w:val="id_ID" w:bidi="id_ID"/>
-          </w:rPr>
-          <w:rPr>
-            <w:color w:val="0000EE"/>
-            <w:u w:val="single"/>
-          </w:rPr>
-          <w:t>2Tim. 3:16–17</w:t>
-        </w:r>
-      </w:hyperlink>
+      <w:r>
+        <w:rPr>
+          <w:lang w:val="id_ID" w:bidi="id_ID"/>
+        </w:rPr>
+        <w:t>2Tim. 3:16–17</w:t>
+      </w:r>
       <w:r>
         <w:rPr>
           <w:lang w:val="id_ID" w:bidi="id_ID"/>
@@ -1560,180 +1206,120 @@
         </w:rPr>
         <w:t>Penekanan yang diberikan pada hari-hari terakhir nabi besar Elia (</w:t>
       </w:r>
-      <w:hyperlink r:id="rId70">
-        <w:r>
-          <w:rPr>
-            <w:lang w:val="id_ID" w:bidi="id_ID"/>
-          </w:rPr>
-          <w:rPr>
-            <w:color w:val="0000EE"/>
-            <w:u w:val="single"/>
-          </w:rPr>
-          <w:t>1:3–17</w:t>
-        </w:r>
-      </w:hyperlink>
+      <w:r>
+        <w:rPr>
+          <w:lang w:val="id_ID" w:bidi="id_ID"/>
+        </w:rPr>
+        <w:t>1:3–17</w:t>
+      </w:r>
       <w:r>
         <w:rPr>
           <w:lang w:val="id_ID" w:bidi="id_ID"/>
         </w:rPr>
         <w:t xml:space="preserve">; </w:t>
       </w:r>
-      <w:hyperlink r:id="rId71">
-        <w:r>
-          <w:rPr>
-            <w:lang w:val="id_ID" w:bidi="id_ID"/>
-          </w:rPr>
-          <w:rPr>
-            <w:color w:val="0000EE"/>
-            <w:u w:val="single"/>
-          </w:rPr>
-          <w:t>2:1–11</w:t>
-        </w:r>
-      </w:hyperlink>
+      <w:r>
+        <w:rPr>
+          <w:lang w:val="id_ID" w:bidi="id_ID"/>
+        </w:rPr>
+        <w:t>2:1–11</w:t>
+      </w:r>
       <w:r>
         <w:rPr>
           <w:lang w:val="id_ID" w:bidi="id_ID"/>
         </w:rPr>
         <w:t>) dan pelayanan Elisa yang spektakuler (</w:t>
       </w:r>
-      <w:hyperlink r:id="rId72">
-        <w:r>
-          <w:rPr>
-            <w:lang w:val="id_ID" w:bidi="id_ID"/>
-          </w:rPr>
-          <w:rPr>
-            <w:color w:val="0000EE"/>
-            <w:u w:val="single"/>
-          </w:rPr>
-          <w:t>2:12–25</w:t>
-        </w:r>
-      </w:hyperlink>
+      <w:r>
+        <w:rPr>
+          <w:lang w:val="id_ID" w:bidi="id_ID"/>
+        </w:rPr>
+        <w:t>2:12–25</w:t>
+      </w:r>
       <w:r>
         <w:rPr>
           <w:lang w:val="id_ID" w:bidi="id_ID"/>
         </w:rPr>
         <w:t xml:space="preserve">; </w:t>
       </w:r>
-      <w:hyperlink r:id="rId73">
-        <w:r>
-          <w:rPr>
-            <w:lang w:val="id_ID" w:bidi="id_ID"/>
-          </w:rPr>
-          <w:rPr>
-            <w:color w:val="0000EE"/>
-            <w:u w:val="single"/>
-          </w:rPr>
-          <w:t>3:11–19</w:t>
-        </w:r>
-      </w:hyperlink>
+      <w:r>
+        <w:rPr>
+          <w:lang w:val="id_ID" w:bidi="id_ID"/>
+        </w:rPr>
+        <w:t>3:11–19</w:t>
+      </w:r>
       <w:r>
         <w:rPr>
           <w:lang w:val="id_ID" w:bidi="id_ID"/>
         </w:rPr>
         <w:t xml:space="preserve">; </w:t>
       </w:r>
-      <w:hyperlink r:id="rId74">
-        <w:r>
-          <w:rPr>
-            <w:lang w:val="id_ID" w:bidi="id_ID"/>
-          </w:rPr>
-          <w:rPr>
-            <w:color w:val="0000EE"/>
-            <w:u w:val="single"/>
-          </w:rPr>
-          <w:t>4:1–7:2</w:t>
-        </w:r>
-      </w:hyperlink>
+      <w:r>
+        <w:rPr>
+          <w:lang w:val="id_ID" w:bidi="id_ID"/>
+        </w:rPr>
+        <w:t>4:1–7:2</w:t>
+      </w:r>
       <w:r>
         <w:rPr>
           <w:lang w:val="id_ID" w:bidi="id_ID"/>
         </w:rPr>
         <w:t xml:space="preserve">; </w:t>
       </w:r>
-      <w:hyperlink r:id="rId75">
-        <w:r>
-          <w:rPr>
-            <w:lang w:val="id_ID" w:bidi="id_ID"/>
-          </w:rPr>
-          <w:rPr>
-            <w:color w:val="0000EE"/>
-            <w:u w:val="single"/>
-          </w:rPr>
-          <w:t>8:1–2</w:t>
-        </w:r>
-      </w:hyperlink>
+      <w:r>
+        <w:rPr>
+          <w:lang w:val="id_ID" w:bidi="id_ID"/>
+        </w:rPr>
+        <w:t>8:1–2</w:t>
+      </w:r>
       <w:r>
         <w:rPr>
           <w:lang w:val="id_ID" w:bidi="id_ID"/>
         </w:rPr>
         <w:t>) menekankan pentingnya memberitakan firman Allah kepada orang lain (</w:t>
       </w:r>
-      <w:hyperlink r:id="rId76">
-        <w:r>
-          <w:rPr>
-            <w:lang w:val="id_ID" w:bidi="id_ID"/>
-          </w:rPr>
-          <w:rPr>
-            <w:color w:val="0000EE"/>
-            <w:u w:val="single"/>
-          </w:rPr>
-          <w:t>Kis. 20:18–21</w:t>
-        </w:r>
-      </w:hyperlink>
+      <w:r>
+        <w:rPr>
+          <w:lang w:val="id_ID" w:bidi="id_ID"/>
+        </w:rPr>
+        <w:t>Kis. 20:18–21</w:t>
+      </w:r>
       <w:r>
         <w:rPr>
           <w:lang w:val="id_ID" w:bidi="id_ID"/>
         </w:rPr>
         <w:t xml:space="preserve">; </w:t>
       </w:r>
-      <w:hyperlink r:id="rId77">
-        <w:r>
-          <w:rPr>
-            <w:lang w:val="id_ID" w:bidi="id_ID"/>
-          </w:rPr>
-          <w:rPr>
-            <w:color w:val="0000EE"/>
-            <w:u w:val="single"/>
-          </w:rPr>
-          <w:t>2Tim. 2:15</w:t>
-        </w:r>
-      </w:hyperlink>
+      <w:r>
+        <w:rPr>
+          <w:lang w:val="id_ID" w:bidi="id_ID"/>
+        </w:rPr>
+        <w:t>2Tim. 2:15</w:t>
+      </w:r>
       <w:r>
         <w:rPr>
           <w:lang w:val="id_ID" w:bidi="id_ID"/>
         </w:rPr>
         <w:t xml:space="preserve">; </w:t>
       </w:r>
-      <w:hyperlink r:id="rId78">
-        <w:r>
-          <w:rPr>
-            <w:lang w:val="id_ID" w:bidi="id_ID"/>
-          </w:rPr>
-          <w:rPr>
-            <w:color w:val="0000EE"/>
-            <w:u w:val="single"/>
-          </w:rPr>
-          <w:t>4:2</w:t>
-        </w:r>
-      </w:hyperlink>
+      <w:r>
+        <w:rPr>
+          <w:lang w:val="id_ID" w:bidi="id_ID"/>
+        </w:rPr>
+        <w:t>4:2</w:t>
+      </w:r>
       <w:r>
         <w:rPr>
           <w:lang w:val="id_ID" w:bidi="id_ID"/>
         </w:rPr>
         <w:t>) agar mereka dapat masuk ke dalam hubungan perjanjian dengan Tuhan (</w:t>
       </w:r>
-      <w:hyperlink r:id="rId79">
-        <w:r>
-          <w:rPr>
-            <w:lang w:val="id_ID" w:bidi="id_ID"/>
-          </w:rPr>
-          <w:rPr>
-            <w:color w:val="0000EE"/>
-            <w:u w:val="single"/>
-          </w:rPr>
-          <w:t>2 Kor. 3:4–6</w:t>
-        </w:r>
-      </w:hyperlink>
+      <w:r>
+        <w:rPr>
+          <w:lang w:val="id_ID" w:bidi="id_ID"/>
+        </w:rPr>
+        <w:t>2 Kor. 3:4–6</w:t>
+      </w:r>
       <w:r>
         <w:rPr>
           <w:lang w:val="id_ID" w:bidi="id_ID"/>
@@ -1754,126 +1340,84 @@
         </w:rPr>
         <w:t>Akhirnya, kegagalan dari raja-raja yang baik sekalipun mengingatkan umat Allah untuk tetap setia kepada Tuhan dan melayani Dia. Dengan demikian, hidup mereka dapat dipenuhi dengan kebaikan (</w:t>
       </w:r>
-      <w:hyperlink r:id="rId80">
-        <w:r>
-          <w:rPr>
-            <w:lang w:val="id_ID" w:bidi="id_ID"/>
-          </w:rPr>
-          <w:rPr>
-            <w:color w:val="0000EE"/>
-            <w:u w:val="single"/>
-          </w:rPr>
-          <w:t>Mzm. 84:11</w:t>
-        </w:r>
-      </w:hyperlink>
+      <w:r>
+        <w:rPr>
+          <w:lang w:val="id_ID" w:bidi="id_ID"/>
+        </w:rPr>
+        <w:t>Mzm. 84:11</w:t>
+      </w:r>
       <w:r>
         <w:rPr>
           <w:lang w:val="id_ID" w:bidi="id_ID"/>
         </w:rPr>
         <w:t xml:space="preserve">; </w:t>
       </w:r>
-      <w:hyperlink r:id="rId81">
-        <w:r>
-          <w:rPr>
-            <w:lang w:val="id_ID" w:bidi="id_ID"/>
-          </w:rPr>
-          <w:rPr>
-            <w:color w:val="0000EE"/>
-            <w:u w:val="single"/>
-          </w:rPr>
-          <w:t>Rm. 14:7–8</w:t>
-        </w:r>
-      </w:hyperlink>
+      <w:r>
+        <w:rPr>
+          <w:lang w:val="id_ID" w:bidi="id_ID"/>
+        </w:rPr>
+        <w:t>Rm. 14:7–8</w:t>
+      </w:r>
       <w:r>
         <w:rPr>
           <w:lang w:val="id_ID" w:bidi="id_ID"/>
         </w:rPr>
         <w:t>), dan ketika mereka berdiri di hadapan Tuhan untuk penghakiman (</w:t>
       </w:r>
-      <w:hyperlink r:id="rId82">
-        <w:r>
-          <w:rPr>
-            <w:lang w:val="id_ID" w:bidi="id_ID"/>
-          </w:rPr>
-          <w:rPr>
-            <w:color w:val="0000EE"/>
-            <w:u w:val="single"/>
-          </w:rPr>
-          <w:t>Rm. 14:10–11</w:t>
-        </w:r>
-      </w:hyperlink>
+      <w:r>
+        <w:rPr>
+          <w:lang w:val="id_ID" w:bidi="id_ID"/>
+        </w:rPr>
+        <w:t>Rm. 14:10–11</w:t>
+      </w:r>
       <w:r>
         <w:rPr>
           <w:lang w:val="id_ID" w:bidi="id_ID"/>
         </w:rPr>
         <w:t xml:space="preserve">; </w:t>
       </w:r>
-      <w:hyperlink r:id="rId83">
-        <w:r>
-          <w:rPr>
-            <w:lang w:val="id_ID" w:bidi="id_ID"/>
-          </w:rPr>
-          <w:rPr>
-            <w:color w:val="0000EE"/>
-            <w:u w:val="single"/>
-          </w:rPr>
-          <w:t>2Kor. 5:10</w:t>
-        </w:r>
-      </w:hyperlink>
+      <w:r>
+        <w:rPr>
+          <w:lang w:val="id_ID" w:bidi="id_ID"/>
+        </w:rPr>
+        <w:t>2Kor. 5:10</w:t>
+      </w:r>
       <w:r>
         <w:rPr>
           <w:lang w:val="id_ID" w:bidi="id_ID"/>
         </w:rPr>
         <w:t>), Dia akan memberi mereka penghargaan dan pujian (</w:t>
       </w:r>
-      <w:hyperlink r:id="rId84">
-        <w:r>
-          <w:rPr>
-            <w:lang w:val="id_ID" w:bidi="id_ID"/>
-          </w:rPr>
-          <w:rPr>
-            <w:color w:val="0000EE"/>
-            <w:u w:val="single"/>
-          </w:rPr>
-          <w:t>2Tim. 4:7–8</w:t>
-        </w:r>
-      </w:hyperlink>
+      <w:r>
+        <w:rPr>
+          <w:lang w:val="id_ID" w:bidi="id_ID"/>
+        </w:rPr>
+        <w:t>2Tim. 4:7–8</w:t>
+      </w:r>
       <w:r>
         <w:rPr>
           <w:lang w:val="id_ID" w:bidi="id_ID"/>
         </w:rPr>
         <w:t xml:space="preserve">; </w:t>
       </w:r>
-      <w:hyperlink r:id="rId85">
-        <w:r>
-          <w:rPr>
-            <w:lang w:val="id_ID" w:bidi="id_ID"/>
-          </w:rPr>
-          <w:rPr>
-            <w:color w:val="0000EE"/>
-            <w:u w:val="single"/>
-          </w:rPr>
-          <w:t>Why. 2:10</w:t>
-        </w:r>
-      </w:hyperlink>
+      <w:r>
+        <w:rPr>
+          <w:lang w:val="id_ID" w:bidi="id_ID"/>
+        </w:rPr>
+        <w:t>Why. 2:10</w:t>
+      </w:r>
       <w:r>
         <w:rPr>
           <w:lang w:val="id_ID" w:bidi="id_ID"/>
         </w:rPr>
         <w:t xml:space="preserve">; lihat </w:t>
       </w:r>
-      <w:hyperlink r:id="rId86">
-        <w:r>
-          <w:rPr>
-            <w:lang w:val="id_ID" w:bidi="id_ID"/>
-          </w:rPr>
-          <w:rPr>
-            <w:color w:val="0000EE"/>
-            <w:u w:val="single"/>
-          </w:rPr>
-          <w:t>Mat. 25:23</w:t>
-        </w:r>
-      </w:hyperlink>
+      <w:r>
+        <w:rPr>
+          <w:lang w:val="id_ID" w:bidi="id_ID"/>
+        </w:rPr>
+        <w:t>Mat. 25:23</w:t>
+      </w:r>
       <w:r>
         <w:rPr>
           <w:lang w:val="id_ID" w:bidi="id_ID"/>
